--- a/tillsyn/Lill-Smaltjärnen tillsynsbegäran.docx
+++ b/tillsyn/Lill-Smaltjärnen tillsynsbegäran.docx
@@ -1,6 +1,6 @@
 
 <file path=word/document.xml><?xml version="1.0" encoding="utf-8"?>
-<w:document xmlns:wpc="http://schemas.microsoft.com/office/word/2010/wordprocessingCanvas" xmlns:cx="http://schemas.microsoft.com/office/drawing/2014/chartex" xmlns:cx1="http://schemas.microsoft.com/office/drawing/2015/9/8/chartex" xmlns:cx2="http://schemas.microsoft.com/office/drawing/2015/10/21/chartex" xmlns:cx3="http://schemas.microsoft.com/office/drawing/2016/5/9/chartex" xmlns:cx4="http://schemas.microsoft.com/office/drawing/2016/5/10/chartex" xmlns:cx5="http://schemas.microsoft.com/office/drawing/2016/5/11/chartex" xmlns:cx6="http://schemas.microsoft.com/office/drawing/2016/5/12/chartex" xmlns:cx7="http://schemas.microsoft.com/office/drawing/2016/5/13/chartex" xmlns:cx8="http://schemas.microsoft.com/office/drawing/2016/5/14/chartex" xmlns:mc="http://schemas.openxmlformats.org/markup-compatibility/2006" xmlns:aink="http://schemas.microsoft.com/office/drawing/2016/ink" xmlns:am3d="http://schemas.microsoft.com/office/drawing/2017/model3d" xmlns:o="urn:schemas-microsoft-com:office:office" xmlns:oel="http://schemas.microsoft.com/office/2019/extlst" xmlns:r="http://schemas.openxmlformats.org/officeDocument/2006/relationships" xmlns:m="http://schemas.openxmlformats.org/officeDocument/2006/math" xmlns:v="urn:schemas-microsoft-com:vml" xmlns:wp14="http://schemas.microsoft.com/office/word/2010/wordprocessingDrawing" xmlns:wp="http://schemas.openxmlformats.org/drawingml/2006/wordprocessingDrawing" xmlns:w10="urn:schemas-microsoft-com:office:word" xmlns:w="http://schemas.openxmlformats.org/wordprocessingml/2006/main" xmlns:w14="http://schemas.microsoft.com/office/word/2010/wordml" xmlns:w15="http://schemas.microsoft.com/office/word/2012/wordml" xmlns:w16cex="http://schemas.microsoft.com/office/word/2018/wordml/cex" xmlns:w16cid="http://schemas.microsoft.com/office/word/2016/wordml/cid" xmlns:w16="http://schemas.microsoft.com/office/word/2018/wordml" xmlns:w16sdtdh="http://schemas.microsoft.com/office/word/2020/wordml/sdtdatahash" xmlns:w16se="http://schemas.microsoft.com/office/word/2015/wordml/symex" xmlns:wpg="http://schemas.microsoft.com/office/word/2010/wordprocessingGroup" xmlns:wpi="http://schemas.microsoft.com/office/word/2010/wordprocessingInk" xmlns:wne="http://schemas.microsoft.com/office/word/2006/wordml" xmlns:wps="http://schemas.microsoft.com/office/word/2010/wordprocessingShape" mc:Ignorable="w14 w15 w16se w16cid w16 w16cex w16sdtdh wp14">
+<w:document xmlns:wpc="http://schemas.microsoft.com/office/word/2010/wordprocessingCanvas" xmlns:cx="http://schemas.microsoft.com/office/drawing/2014/chartex" xmlns:cx1="http://schemas.microsoft.com/office/drawing/2015/9/8/chartex" xmlns:cx2="http://schemas.microsoft.com/office/drawing/2015/10/21/chartex" xmlns:cx3="http://schemas.microsoft.com/office/drawing/2016/5/9/chartex" xmlns:cx4="http://schemas.microsoft.com/office/drawing/2016/5/10/chartex" xmlns:cx5="http://schemas.microsoft.com/office/drawing/2016/5/11/chartex" xmlns:cx6="http://schemas.microsoft.com/office/drawing/2016/5/12/chartex" xmlns:cx7="http://schemas.microsoft.com/office/drawing/2016/5/13/chartex" xmlns:cx8="http://schemas.microsoft.com/office/drawing/2016/5/14/chartex" xmlns:mc="http://schemas.openxmlformats.org/markup-compatibility/2006" xmlns:aink="http://schemas.microsoft.com/office/drawing/2016/ink" xmlns:am3d="http://schemas.microsoft.com/office/drawing/2017/model3d" xmlns:o="urn:schemas-microsoft-com:office:office" xmlns:oel="http://schemas.microsoft.com/office/2019/extlst" xmlns:r="http://schemas.openxmlformats.org/officeDocument/2006/relationships" xmlns:m="http://schemas.openxmlformats.org/officeDocument/2006/math" xmlns:v="urn:schemas-microsoft-com:vml" xmlns:wp14="http://schemas.microsoft.com/office/word/2010/wordprocessingDrawing" xmlns:wp="http://schemas.openxmlformats.org/drawingml/2006/wordprocessingDrawing" xmlns:w10="urn:schemas-microsoft-com:office:word" xmlns:w="http://schemas.openxmlformats.org/wordprocessingml/2006/main" xmlns:w14="http://schemas.microsoft.com/office/word/2010/wordml" xmlns:w15="http://schemas.microsoft.com/office/word/2012/wordml" xmlns:w16cex="http://schemas.microsoft.com/office/word/2018/wordml/cex" xmlns:w16cid="http://schemas.microsoft.com/office/word/2016/wordml/cid" xmlns:w16="http://schemas.microsoft.com/office/word/2018/wordml" xmlns:w16du="http://schemas.microsoft.com/office/word/2023/wordml/word16du" xmlns:w16sdtdh="http://schemas.microsoft.com/office/word/2020/wordml/sdtdatahash" xmlns:w16sdtfl="http://schemas.microsoft.com/office/word/2024/wordml/sdtformatlock" xmlns:w16se="http://schemas.microsoft.com/office/word/2015/wordml/symex" xmlns:wpg="http://schemas.microsoft.com/office/word/2010/wordprocessingGroup" xmlns:wpi="http://schemas.microsoft.com/office/word/2010/wordprocessingInk" xmlns:wne="http://schemas.microsoft.com/office/word/2006/wordml" xmlns:wps="http://schemas.microsoft.com/office/word/2010/wordprocessingShape" mc:Ignorable="w14 w15 w16se w16cid w16 w16cex w16sdtdh w16sdtfl w16du wp14">
   <w:body>
     <w:p>
       <w:pPr>
@@ -12,35 +12,7 @@
     </w:p>
     <w:p>
       <w:r>
-        <w:t>Detta dokument behandlar höga naturvärden i avverkningsanmälan Lill-Smaltjärnen i Bjurholms kommun. Denna avverkningsanmälan inkom 2025-08-02 och omfattar 174,7 ha.</w:t>
-      </w:r>
-    </w:p>
-    <w:p>
-      <w:r>
-        <w:t>Vi begär härmed att Skogsstyrelsen fattar beslut enligt miljöbalken som säkerställer att skogens höga naturvärden bevaras samt säkerställer att EU-lagstiftning efterlevs och att artskyddsbrott förhindras. Vi önskar även ta del av de ställningstaganden och beslut som myndigheterna meddelar till följd av aktuell avverkningsanmälan och föreningens inlaga (se 34 § förvaltningslagen).</w:t>
-      </w:r>
-    </w:p>
-    <w:p>
-      <w:r>
-        <w:t>Nedan beskrivs fynd av naturvårdsarter som gjorts i det avverkningsanmälda området. I BILAGA 1 finns artfakta om rödlistade arter.</w:t>
-      </w:r>
-    </w:p>
-    <w:p>
-      <w:pPr>
-        <w:pStyle w:val="Heading1"/>
-      </w:pPr>
-      <w:r>
-        <w:t>Naturvårdsarter</w:t>
-      </w:r>
-    </w:p>
-    <w:p>
-      <w:r>
-        <w:t>I avverkningsanmälan har följande 4 naturvårdsarter hittats: garnlav (NT), lunglav (NT), motaggsvamp (NT) och luddlav (S). Av dessa är 3 rödlistade. För rödlistade arter har rödlistekategorin angivits inom parentes. Arter som är signalarter enligt Skogsstyrelsen har markerats med (S).</w:t>
-      </w:r>
-    </w:p>
-    <w:p>
-      <w:r>
-        <w:t>De påträffade naturvårdsarterna är ett tydligt kvitto på att detta rör sig om en skog med höga naturvärden. I Figur 1 visas en karta över det avverkningsanmälda området, där samtliga fyndplatser för naturvårdsarter som finns registrerade på Artportalen har markerats.</w:t>
+        <w:t>Denna tillsynsbegäran behandlar höga naturvärden i avverkningsanmälan Lill-Smaltjärnen i Bjurholms kommun som inkom 2026-07-12 och omfattar 174,7 ha.</w:t>
       </w:r>
     </w:p>
     <w:p>
@@ -50,7 +22,7 @@
       <w:r>
         <w:drawing>
           <wp:inline xmlns:a="http://schemas.openxmlformats.org/drawingml/2006/main" xmlns:pic="http://schemas.openxmlformats.org/drawingml/2006/picture">
-            <wp:extent cx="5486400" cy="4450574"/>
+            <wp:extent cx="5311492" cy="5724000"/>
             <wp:docPr id="1" name="Picture 1"/>
             <wp:cNvGraphicFramePr>
               <a:graphicFrameLocks noChangeAspect="1"/>
@@ -71,7 +43,7 @@
                   <pic:spPr>
                     <a:xfrm>
                       <a:off x="0" y="0"/>
-                      <a:ext cx="5486400" cy="4450574"/>
+                      <a:ext cx="5311492" cy="5724000"/>
                     </a:xfrm>
                     <a:prstGeom prst="rect"/>
                   </pic:spPr>
@@ -85,9 +57,46 @@
     <w:p>
       <w:pPr>
         <w:pStyle w:val="Caption"/>
+        <w:spacing w:after="240"/>
       </w:pPr>
       <w:r>
-        <w:t>Figur 1. Fyndplatser för naturvårdsarter i det avverkningsanmälda området (röd linje). Markörer utan svart kant är placerade på fyndplatsen. Markörer med svart kant är placerade vid sidan av fyndplatsen och har ett svart streck som visar fyndplatsens exakta position. Kartans mittpunktskoordinat är N 7145015, E 674511 i SWEREF 99 TM.</w:t>
+        <w:t>Figur 1. Fyndplatser för naturvårdsarter i avverkningsanmälan. Markörer utan svart kant är placerade på fyndplatsen. Markörer med svart kant är placerade vid sidan av fyndplatsen har ett svart streck som visar fyndplatsens exakta position. Kartans mittpunktskoordinat är N 7145015, E 674511 i SWEREF 99 TM.</w:t>
+      </w:r>
+    </w:p>
+    <w:p>
+      <w:r>
+        <w:t>I avverkningsanmälan finns fynd av 4 naturvårdsarter, varav 3 är rödlistade, 4 är typiska (T) och 1 är signalart (S): garnlav (VU, T), lunglav (NT, T), motaggsvamp (NT, T) och luddlav (S, T). Se Figur 1.</w:t>
+      </w:r>
+    </w:p>
+    <w:p>
+      <w:pPr>
+        <w:pStyle w:val="Heading1"/>
+      </w:pPr>
+      <w:r>
+        <w:t>Tillsynsbegäran</w:t>
+      </w:r>
+    </w:p>
+    <w:p>
+      <w:r>
+        <w:t>Vi begär härmed att Skogsstyrelsen fattar beslut enligt miljöbalken som säkerställer att skogens höga naturvärden bevaras samt att EU-lagstiftning efterlevs och att artskyddsbrott förhindras.</w:t>
+      </w:r>
+    </w:p>
+    <w:p>
+      <w:r>
+        <w:t>Vi önskar även ta del av de ställningstaganden och beslut som myndigheten meddelar till följd av aktuell avverkningsanmälan och föreningens inlaga (se 34 § förvaltningslagen).</w:t>
+      </w:r>
+    </w:p>
+    <w:p>
+      <w:pPr>
+        <w:pStyle w:val="Heading1"/>
+      </w:pPr>
+      <w:r>
+        <w:t>Naturvårdsarter och fridlysta arter</w:t>
+      </w:r>
+    </w:p>
+    <w:p>
+      <w:r>
+        <w:t>Nedan följer beskrivningar av de naturvårdsarter och fridlysta arter som har sina livsmiljöer och växtplatser i den avverkningsanmälda skogen. Se även ytterligare artfakta i BILAGA 1. De påträffade naturvårdsarterna är ett tydligt kvitto på att det rör sig om en skog med höga naturvärden.</w:t>
       </w:r>
     </w:p>
     <w:p>
@@ -95,10 +104,28 @@
         <w:rPr>
           <w:b/>
         </w:rPr>
-        <w:t>Garnlav (NT)</w:t>
+        <w:t>Garnlav (VU)</w:t>
       </w:r>
       <w:r>
-        <w:t xml:space="preserve"> är en utpräglad barrskogsart som ibland kan drapera träden i norrländska grannaturskogar med hög luftfuktighet. Den förekommer även i talldominerade bestånd där den, förutom i trädens grenverk, påträffas hängande över ojämnheter i tallbarken. Arten har minskat starkt i södra och mellersta Sverige och den minskar även i sitt nordliga utbredningsområde. Orsaken till tillbakagången beror främst på slutavverkningar av naturskogsartade skogar. Bestånd med riklig förekomst bör regelmässigt sparas. Garnlav är värdväxt för den mycket sällsynta och akut hotade fjärilen barrskogslavfly (CR) som hör hemma i boreala barrskogar med riklig förekomst av värdväxten. Tidigare kunde arten konstateras årligen på flera platser vid Dala-Floda i Dalarna innan lokalerna kalavverkades. Senaste fyndet i landet av barrskogslavfly är från år 2000 då den påträffades vid Högberget i Sollefteå kommun (SLU Artdatabanken, 2024).</w:t>
+        <w:t xml:space="preserve"> är en utpräglad barrskogsart som ibland kan drapera träden i norrländska grannaturskogar med hög luftfuktighet. Den förekommer även i talldominerade bestånd där den, förutom i trädens grenverk, påträffas hängande över ojämnheter i tallbarken. Arten har minskat starkt i södra och mellersta Sverige och den minskar även i sitt nordliga utbredningsområde. Minskningstakten uppgår till 30 (20–50) % inom 50 år och överstiger gränsvärdet för Sårbar (VU). Orsaken till tillbakagången beror främst på slutavverkningar av naturskogsartade skogar. Bestånd med riklig förekomst bör regelmässigt sparas, vilket även gynnar flera andra sällsynta och rödlistade arter. Garnlav är värdväxt för den mycket sällsynta och akut hotade fjärilen barrskogslavfly (CR) som hör hemma i boreala barrskogar med riklig förekomst av värdväxten. Tidigare kunde arten konstateras årligen på flera platser vid Dala-Floda i Dalarna innan lokalerna kalavverkades. Senaste fyndet i landet av barrskogslavfly är från år 2000 då den påträffades vid Högberget i Sollefteå kommun. Garnlav är typisk art för </w:t>
+      </w:r>
+      <w:r>
+        <w:rPr>
+          <w:i/>
+        </w:rPr>
+        <w:t xml:space="preserve">9010 Taiga </w:t>
+      </w:r>
+      <w:r>
+        <w:t>och</w:t>
+      </w:r>
+      <w:r>
+        <w:rPr>
+          <w:i/>
+        </w:rPr>
+        <w:t xml:space="preserve"> 9070 Trädklädd betesmark</w:t>
+      </w:r>
+      <w:r>
+        <w:t xml:space="preserve"> (SLU Artdatabanken, 2026).</w:t>
       </w:r>
     </w:p>
     <w:p>
@@ -109,25 +136,52 @@
         <w:t>Lunglav (NT)</w:t>
       </w:r>
       <w:r>
-        <w:t xml:space="preserve"> är en av vårt lands främsta signalarter som överallt indikerar gamla lövträd, skogsbestånd med höga naturvärden och ekosystem med lång skoglig kontinuitet. Lokalt kan förekomsten vara mycket riklig men den hittas nästan enbart i gamla och ej slutavverkade skogar. Artens samtliga förekomster bör uppmärksammas från naturvårdssynpunkt, då många lokaler även hyser andra ovanliga och rödlistade arter. Rikliga förekomster bör skyddas med biotopskydd, frivilliga avsättningar eller reservat. Det finns ett antal sällsynta lavparasiter som växer på lunglav: lunglavsknapp (VU), skrovelmössing (DD), lunglavshårprick (DD), </w:t>
+        <w:t xml:space="preserve"> är en av vårt lands främsta signalarter som överallt indikerar gamla lövträd, skogsbestånd med höga naturvärden och ekosystem med långskoglig kontinuitet. Lokalt kan förekomsten vara mycket riklig men den hittas nästan enbart i gamla och ej slutavverkade skogar. Artens samtliga förekomster bör uppmärksammas från naturvårdssynpunkt, då många lokaler även hyser andra ovanliga och rödlistade arter. Rikliga förekomster bör skyddas med biotopskydd, frivilliga avsättningar eller reservat. På lunglav kan de sällsynta lavparasiterna lunglavshårprick (CR), </w:t>
       </w:r>
       <w:r>
         <w:rPr>
           <w:i/>
         </w:rPr>
-        <w:t>Calycina alstrupii</w:t>
+        <w:t>Abrothallus diederichii</w:t>
       </w:r>
       <w:r>
-        <w:t xml:space="preserve"> (NA) och </w:t>
+        <w:t xml:space="preserve"> (VU), </w:t>
       </w:r>
       <w:r>
         <w:rPr>
           <w:i/>
         </w:rPr>
-        <w:t>Chalara lobariae</w:t>
+        <w:t>Abrothallus lobariae</w:t>
       </w:r>
       <w:r>
-        <w:t xml:space="preserve"> (NA) (SLU Artdatabanken, 2025; SLU Artdatabanken, 2024; Nitare &amp; Skogsstyrelsen, 2019).</w:t>
+        <w:t xml:space="preserve"> (VU), </w:t>
+      </w:r>
+      <w:r>
+        <w:rPr>
+          <w:i/>
+        </w:rPr>
+        <w:t>Calycina lobariae</w:t>
+      </w:r>
+      <w:r>
+        <w:t xml:space="preserve"> (VU), lunglavsknapp (VU) och skrovelmössing (VU) påträffas. Lunglav är typisk art för </w:t>
+      </w:r>
+      <w:r>
+        <w:rPr>
+          <w:i/>
+        </w:rPr>
+        <w:t>9010 Taiga, 9020 Nordlig ädellövskog, 9110 Näringsfattig bokskog, 9130 Näringsrik bokskog, 9160 Näringsrik ekskog, 9180 Ädellövskog i branter, 9190 Näringsfattig ekskog, 9070 Trädklädd betesmark, 9040 Fjällbjörkskog</w:t>
+      </w:r>
+      <w:r>
+        <w:t xml:space="preserve"> och</w:t>
+      </w:r>
+      <w:r>
+        <w:rPr>
+          <w:i/>
+        </w:rPr>
+        <w:t xml:space="preserve"> 6530 Lövängar</w:t>
+      </w:r>
+      <w:r>
+        <w:t xml:space="preserve"> (SLU Artdatabanken, 2026; Nitare &amp; Skogsstyrelsen, 2019).</w:t>
       </w:r>
     </w:p>
     <w:p>
@@ -138,7 +192,54 @@
         <w:t xml:space="preserve">Motaggsvamp (NT) </w:t>
       </w:r>
       <w:r>
-        <w:t>bildar mykorrhiza med tall i tallskog och hittas huvudsakligen i äldre, glesare skogsbestånd och hällmarksimpediment. Arten hotas främst av skogsavverkning och tycks försvinna efter slutavverkning, markberedning och plantering (SLU Artdatabanken, 2024).</w:t>
+        <w:t xml:space="preserve">bildar mykorrhiza med tall i tallskog och hittas huvudsakligen i äldre, glesare skogsbestånd och hällmarksimpediment. Arten hotas främst av skogsavverkning och tycks försvinna efter slutavverkning, markberedning och plantering. Motaggsvamp är typisk art för </w:t>
+      </w:r>
+      <w:r>
+        <w:rPr>
+          <w:i/>
+        </w:rPr>
+        <w:t>9010 Taiga</w:t>
+      </w:r>
+      <w:r>
+        <w:t xml:space="preserve"> (SLU Artdatabanken, 2024).</w:t>
+      </w:r>
+    </w:p>
+    <w:p>
+      <w:r>
+        <w:rPr>
+          <w:b/>
+        </w:rPr>
+        <w:t>Luddlav</w:t>
+      </w:r>
+      <w:r>
+        <w:t xml:space="preserve"> signalerar lång skoglig kontinuitet med ett stabilt lokal- och mikroklimat med hög och jämn fuktighet. Luddlav är typisk art för </w:t>
+      </w:r>
+      <w:r>
+        <w:rPr>
+          <w:i/>
+        </w:rPr>
+        <w:t>9010 Taiga,</w:t>
+      </w:r>
+      <w:r>
+        <w:t xml:space="preserve"> </w:t>
+      </w:r>
+      <w:r>
+        <w:rPr>
+          <w:i/>
+        </w:rPr>
+        <w:t xml:space="preserve">9020 Nordlig ädellövskog, 9070 Trädklädd betesmark, 9110 Näringsfattig bokskog, 9180 Ädellövskog i branter </w:t>
+      </w:r>
+      <w:r>
+        <w:t>och</w:t>
+      </w:r>
+      <w:r>
+        <w:rPr>
+          <w:i/>
+        </w:rPr>
+        <w:t xml:space="preserve"> 9190 Näringsfattig ekskog </w:t>
+      </w:r>
+      <w:r>
+        <w:t>(Nitare &amp; Skogsstyrelsen, 2019; SLU Artdatabanken, 2025).</w:t>
       </w:r>
     </w:p>
     <w:p>
@@ -164,57 +265,57 @@
     </w:p>
     <w:p>
       <w:r>
-        <w:t>Lunglav (NT) är en av vårt lands främsta signalarter som överallt indikerar gamla lövträd, skogsbestånd med höga naturvärden och ekosystem med lång skoglig kontinuitet. Lokalt kan förekomsten vara mycket riklig men den hittas nästan enbart i gamla och ej slutavverkade skogar. Artens samtliga förekomster bör uppmärksammas från naturvårdssynpunkt, då många lokaler även hyser andra ovanliga och rödlistade arter. Rikliga förekomster bör skyddas med biotopskydd, frivilliga avsättningar eller reservat (SLU Artdatabanken, 2024; Nitare &amp; Skogsstyrelsen, 2019).</w:t>
-      </w:r>
-    </w:p>
-    <w:p>
-      <w:r>
-        <w:t xml:space="preserve">På lunglav kan man sällsynt finna små svarta skivlika bildningar som liknar apothecier men som är en parasitisk svamp, Lunglavsknapp </w:t>
+        <w:t xml:space="preserve">Lunglav (NT) är en av vårt lands främsta signalarter som överallt indikerar gamla lövträd, skogsbestånd med höga naturvärden och ekosystem med lång skoglig kontinuitet. Lokalt kan förekomsten vara mycket riklig men den hittas nästan enbart i gamla och ej slutavverkade skogar. Artens samtliga förekomster bör uppmärksammas från naturvårdssynpunkt, då många lokaler även hyser andra ovanliga och rödlistade arter, däribland de sällsynta lavparasiterna lunglavshårprick (CR), </w:t>
       </w:r>
       <w:r>
         <w:rPr>
           <w:i/>
         </w:rPr>
-        <w:t>Plectocarpon lichenum</w:t>
+        <w:t>Abrothallus diederichii</w:t>
       </w:r>
       <w:r>
-        <w:t xml:space="preserve"> (VU). Det finns ytterligare ett antal parasiter vilka bara förekommer på lunglav: Skrovelmössing </w:t>
+        <w:t xml:space="preserve"> (VU), </w:t>
       </w:r>
       <w:r>
         <w:rPr>
           <w:i/>
         </w:rPr>
-        <w:t>Dactylospora lobariella</w:t>
+        <w:t>Abrothallus lobariae</w:t>
       </w:r>
       <w:r>
-        <w:t xml:space="preserve"> (rödlistad som Kunskapsbrist DD) och Lunglavshårprick </w:t>
+        <w:t xml:space="preserve"> (VU), </w:t>
       </w:r>
       <w:r>
         <w:rPr>
           <w:i/>
         </w:rPr>
-        <w:t>Niesslia lobariae</w:t>
+        <w:t>Calycina lobariae</w:t>
       </w:r>
       <w:r>
-        <w:t xml:space="preserve"> (rödlistad som Kunskapsbrist DD). Skrovelmössing (DD) har små svarta apothecier och bruna, 1-septerade sporer och Lunglavshårprick (DD) har brunhåriga perithecier och färglösa, 1-septerade sporer. Nyligen har ytterligare två lavparasiter påträffats i Sverige som växer på lunglav: </w:t>
+        <w:t xml:space="preserve"> (VU), lunglavsknapp (VU) och skrovelmössing (VU), som växer på lunglav. Rikliga förekomster med lunglav bör skyddas med biotopskydd, frivilliga avsättningar eller reservat (SLU Artdatabanken, 2026; Nitare &amp; Skogsstyrelsen, 2019).</w:t>
+      </w:r>
+    </w:p>
+    <w:p>
+      <w:r>
+        <w:t xml:space="preserve">Lunglav är typisk art för </w:t>
       </w:r>
       <w:r>
         <w:rPr>
           <w:i/>
         </w:rPr>
-        <w:t>Calycina alstrupii</w:t>
+        <w:t>9010 Taiga, 9020 Nordlig ädellövskog, 9110 Näringsfattig bokskog, 9130 Näringsrik bokskog, 9160 Näringsrik ekskog, 9180 Ädellövskog i branter, 9190 Näringsfattig ekskog, 9070 Trädklädd betesmark, 9040 Fjällbjörkskog</w:t>
       </w:r>
       <w:r>
-        <w:t xml:space="preserve"> (NA) och </w:t>
+        <w:t xml:space="preserve"> och</w:t>
       </w:r>
       <w:r>
         <w:rPr>
           <w:i/>
         </w:rPr>
-        <w:t>Chalara lobariae</w:t>
+        <w:t xml:space="preserve"> 6530 Lövängar</w:t>
       </w:r>
       <w:r>
-        <w:t xml:space="preserve"> (NA) (SLU Artdatabanken, 2025; SLU Artdatabanken, 2024; Nitare &amp; Skogsstyrelsen, 2019).</w:t>
+        <w:t xml:space="preserve"> (SLU Artdatabanken, 2026).</w:t>
       </w:r>
     </w:p>
     <w:p>
@@ -241,7 +342,7 @@
     </w:p>
     <w:p>
       <w:r>
-        <w:t xml:space="preserve">SLU Artdatabanken, 2024. </w:t>
+        <w:t xml:space="preserve">SLU Artdatabanken, 2026. </w:t>
       </w:r>
       <w:r>
         <w:rPr>
@@ -251,20 +352,6 @@
       </w:r>
       <w:r>
         <w:t>SLU Artdatabanken, Uppsala.</w:t>
-      </w:r>
-    </w:p>
-    <w:p>
-      <w:r>
-        <w:t xml:space="preserve">SLU Artdatabanken, 2025. </w:t>
-      </w:r>
-      <w:r>
-        <w:rPr>
-          <w:i/>
-        </w:rPr>
-        <w:t xml:space="preserve">Över 20 nya lavparasiter för Sverige. </w:t>
-      </w:r>
-      <w:r>
-        <w:t>https://www.slu.se/artdatabanken/arter-och-natur/artiklar/over-20-nya-lavparasiter-for-sverige/</w:t>
       </w:r>
     </w:p>
     <w:sectPr>
@@ -285,7 +372,7 @@
 </file>
 
 <file path=word/endnotes.xml><?xml version="1.0" encoding="utf-8"?>
-<w:endnotes xmlns:wpc="http://schemas.microsoft.com/office/word/2010/wordprocessingCanvas" xmlns:cx="http://schemas.microsoft.com/office/drawing/2014/chartex" xmlns:cx1="http://schemas.microsoft.com/office/drawing/2015/9/8/chartex" xmlns:cx2="http://schemas.microsoft.com/office/drawing/2015/10/21/chartex" xmlns:cx3="http://schemas.microsoft.com/office/drawing/2016/5/9/chartex" xmlns:cx4="http://schemas.microsoft.com/office/drawing/2016/5/10/chartex" xmlns:cx5="http://schemas.microsoft.com/office/drawing/2016/5/11/chartex" xmlns:cx6="http://schemas.microsoft.com/office/drawing/2016/5/12/chartex" xmlns:cx7="http://schemas.microsoft.com/office/drawing/2016/5/13/chartex" xmlns:cx8="http://schemas.microsoft.com/office/drawing/2016/5/14/chartex" xmlns:mc="http://schemas.openxmlformats.org/markup-compatibility/2006" xmlns:aink="http://schemas.microsoft.com/office/drawing/2016/ink" xmlns:am3d="http://schemas.microsoft.com/office/drawing/2017/model3d" xmlns:o="urn:schemas-microsoft-com:office:office" xmlns:oel="http://schemas.microsoft.com/office/2019/extlst" xmlns:r="http://schemas.openxmlformats.org/officeDocument/2006/relationships" xmlns:m="http://schemas.openxmlformats.org/officeDocument/2006/math" xmlns:v="urn:schemas-microsoft-com:vml" xmlns:wp14="http://schemas.microsoft.com/office/word/2010/wordprocessingDrawing" xmlns:wp="http://schemas.openxmlformats.org/drawingml/2006/wordprocessingDrawing" xmlns:w10="urn:schemas-microsoft-com:office:word" xmlns:w="http://schemas.openxmlformats.org/wordprocessingml/2006/main" xmlns:w14="http://schemas.microsoft.com/office/word/2010/wordml" xmlns:w15="http://schemas.microsoft.com/office/word/2012/wordml" xmlns:w16cex="http://schemas.microsoft.com/office/word/2018/wordml/cex" xmlns:w16cid="http://schemas.microsoft.com/office/word/2016/wordml/cid" xmlns:w16="http://schemas.microsoft.com/office/word/2018/wordml" xmlns:w16sdtdh="http://schemas.microsoft.com/office/word/2020/wordml/sdtdatahash" xmlns:w16se="http://schemas.microsoft.com/office/word/2015/wordml/symex" xmlns:wpg="http://schemas.microsoft.com/office/word/2010/wordprocessingGroup" xmlns:wpi="http://schemas.microsoft.com/office/word/2010/wordprocessingInk" xmlns:wne="http://schemas.microsoft.com/office/word/2006/wordml" xmlns:wps="http://schemas.microsoft.com/office/word/2010/wordprocessingShape" mc:Ignorable="w14 w15 w16se w16cid w16 w16cex w16sdtdh wp14">
+<w:endnotes xmlns:wpc="http://schemas.microsoft.com/office/word/2010/wordprocessingCanvas" xmlns:cx="http://schemas.microsoft.com/office/drawing/2014/chartex" xmlns:cx1="http://schemas.microsoft.com/office/drawing/2015/9/8/chartex" xmlns:cx2="http://schemas.microsoft.com/office/drawing/2015/10/21/chartex" xmlns:cx3="http://schemas.microsoft.com/office/drawing/2016/5/9/chartex" xmlns:cx4="http://schemas.microsoft.com/office/drawing/2016/5/10/chartex" xmlns:cx5="http://schemas.microsoft.com/office/drawing/2016/5/11/chartex" xmlns:cx6="http://schemas.microsoft.com/office/drawing/2016/5/12/chartex" xmlns:cx7="http://schemas.microsoft.com/office/drawing/2016/5/13/chartex" xmlns:cx8="http://schemas.microsoft.com/office/drawing/2016/5/14/chartex" xmlns:mc="http://schemas.openxmlformats.org/markup-compatibility/2006" xmlns:aink="http://schemas.microsoft.com/office/drawing/2016/ink" xmlns:am3d="http://schemas.microsoft.com/office/drawing/2017/model3d" xmlns:o="urn:schemas-microsoft-com:office:office" xmlns:oel="http://schemas.microsoft.com/office/2019/extlst" xmlns:r="http://schemas.openxmlformats.org/officeDocument/2006/relationships" xmlns:m="http://schemas.openxmlformats.org/officeDocument/2006/math" xmlns:v="urn:schemas-microsoft-com:vml" xmlns:wp14="http://schemas.microsoft.com/office/word/2010/wordprocessingDrawing" xmlns:wp="http://schemas.openxmlformats.org/drawingml/2006/wordprocessingDrawing" xmlns:w10="urn:schemas-microsoft-com:office:word" xmlns:w="http://schemas.openxmlformats.org/wordprocessingml/2006/main" xmlns:w14="http://schemas.microsoft.com/office/word/2010/wordml" xmlns:w15="http://schemas.microsoft.com/office/word/2012/wordml" xmlns:w16cex="http://schemas.microsoft.com/office/word/2018/wordml/cex" xmlns:w16cid="http://schemas.microsoft.com/office/word/2016/wordml/cid" xmlns:w16="http://schemas.microsoft.com/office/word/2018/wordml" xmlns:w16du="http://schemas.microsoft.com/office/word/2023/wordml/word16du" xmlns:w16sdtdh="http://schemas.microsoft.com/office/word/2020/wordml/sdtdatahash" xmlns:w16sdtfl="http://schemas.microsoft.com/office/word/2024/wordml/sdtformatlock" xmlns:w16se="http://schemas.microsoft.com/office/word/2015/wordml/symex" xmlns:wpg="http://schemas.microsoft.com/office/word/2010/wordprocessingGroup" xmlns:wpi="http://schemas.microsoft.com/office/word/2010/wordprocessingInk" xmlns:wne="http://schemas.microsoft.com/office/word/2006/wordml" xmlns:wps="http://schemas.microsoft.com/office/word/2010/wordprocessingShape" mc:Ignorable="w14 w15 w16se w16cid w16 w16cex w16sdtdh w16sdtfl w16du wp14">
   <w:endnote w:type="separator" w:id="-1">
     <w:p>
       <w:pPr>
@@ -310,7 +397,7 @@
 </file>
 
 <file path=word/footer1.xml><?xml version="1.0" encoding="utf-8"?>
-<w:ftr xmlns:wpc="http://schemas.microsoft.com/office/word/2010/wordprocessingCanvas" xmlns:cx="http://schemas.microsoft.com/office/drawing/2014/chartex" xmlns:cx1="http://schemas.microsoft.com/office/drawing/2015/9/8/chartex" xmlns:cx2="http://schemas.microsoft.com/office/drawing/2015/10/21/chartex" xmlns:cx3="http://schemas.microsoft.com/office/drawing/2016/5/9/chartex" xmlns:cx4="http://schemas.microsoft.com/office/drawing/2016/5/10/chartex" xmlns:cx5="http://schemas.microsoft.com/office/drawing/2016/5/11/chartex" xmlns:cx6="http://schemas.microsoft.com/office/drawing/2016/5/12/chartex" xmlns:cx7="http://schemas.microsoft.com/office/drawing/2016/5/13/chartex" xmlns:cx8="http://schemas.microsoft.com/office/drawing/2016/5/14/chartex" xmlns:mc="http://schemas.openxmlformats.org/markup-compatibility/2006" xmlns:aink="http://schemas.microsoft.com/office/drawing/2016/ink" xmlns:am3d="http://schemas.microsoft.com/office/drawing/2017/model3d" xmlns:o="urn:schemas-microsoft-com:office:office" xmlns:oel="http://schemas.microsoft.com/office/2019/extlst" xmlns:r="http://schemas.openxmlformats.org/officeDocument/2006/relationships" xmlns:m="http://schemas.openxmlformats.org/officeDocument/2006/math" xmlns:v="urn:schemas-microsoft-com:vml" xmlns:wp14="http://schemas.microsoft.com/office/word/2010/wordprocessingDrawing" xmlns:wp="http://schemas.openxmlformats.org/drawingml/2006/wordprocessingDrawing" xmlns:w10="urn:schemas-microsoft-com:office:word" xmlns:w="http://schemas.openxmlformats.org/wordprocessingml/2006/main" xmlns:w14="http://schemas.microsoft.com/office/word/2010/wordml" xmlns:w15="http://schemas.microsoft.com/office/word/2012/wordml" xmlns:w16cex="http://schemas.microsoft.com/office/word/2018/wordml/cex" xmlns:w16cid="http://schemas.microsoft.com/office/word/2016/wordml/cid" xmlns:w16="http://schemas.microsoft.com/office/word/2018/wordml" xmlns:w16sdtdh="http://schemas.microsoft.com/office/word/2020/wordml/sdtdatahash" xmlns:w16se="http://schemas.microsoft.com/office/word/2015/wordml/symex" xmlns:wpg="http://schemas.microsoft.com/office/word/2010/wordprocessingGroup" xmlns:wpi="http://schemas.microsoft.com/office/word/2010/wordprocessingInk" xmlns:wne="http://schemas.microsoft.com/office/word/2006/wordml" xmlns:wps="http://schemas.microsoft.com/office/word/2010/wordprocessingShape" mc:Ignorable="w14 w15 w16se w16cid w16 w16cex w16sdtdh wp14">
+<w:ftr xmlns:wpc="http://schemas.microsoft.com/office/word/2010/wordprocessingCanvas" xmlns:cx="http://schemas.microsoft.com/office/drawing/2014/chartex" xmlns:cx1="http://schemas.microsoft.com/office/drawing/2015/9/8/chartex" xmlns:cx2="http://schemas.microsoft.com/office/drawing/2015/10/21/chartex" xmlns:cx3="http://schemas.microsoft.com/office/drawing/2016/5/9/chartex" xmlns:cx4="http://schemas.microsoft.com/office/drawing/2016/5/10/chartex" xmlns:cx5="http://schemas.microsoft.com/office/drawing/2016/5/11/chartex" xmlns:cx6="http://schemas.microsoft.com/office/drawing/2016/5/12/chartex" xmlns:cx7="http://schemas.microsoft.com/office/drawing/2016/5/13/chartex" xmlns:cx8="http://schemas.microsoft.com/office/drawing/2016/5/14/chartex" xmlns:mc="http://schemas.openxmlformats.org/markup-compatibility/2006" xmlns:aink="http://schemas.microsoft.com/office/drawing/2016/ink" xmlns:am3d="http://schemas.microsoft.com/office/drawing/2017/model3d" xmlns:o="urn:schemas-microsoft-com:office:office" xmlns:oel="http://schemas.microsoft.com/office/2019/extlst" xmlns:r="http://schemas.openxmlformats.org/officeDocument/2006/relationships" xmlns:m="http://schemas.openxmlformats.org/officeDocument/2006/math" xmlns:v="urn:schemas-microsoft-com:vml" xmlns:wp14="http://schemas.microsoft.com/office/word/2010/wordprocessingDrawing" xmlns:wp="http://schemas.openxmlformats.org/drawingml/2006/wordprocessingDrawing" xmlns:w10="urn:schemas-microsoft-com:office:word" xmlns:w="http://schemas.openxmlformats.org/wordprocessingml/2006/main" xmlns:w14="http://schemas.microsoft.com/office/word/2010/wordml" xmlns:w15="http://schemas.microsoft.com/office/word/2012/wordml" xmlns:w16cex="http://schemas.microsoft.com/office/word/2018/wordml/cex" xmlns:w16cid="http://schemas.microsoft.com/office/word/2016/wordml/cid" xmlns:w16="http://schemas.microsoft.com/office/word/2018/wordml" xmlns:w16du="http://schemas.microsoft.com/office/word/2023/wordml/word16du" xmlns:w16sdtdh="http://schemas.microsoft.com/office/word/2020/wordml/sdtdatahash" xmlns:w16sdtfl="http://schemas.microsoft.com/office/word/2024/wordml/sdtformatlock" xmlns:w16se="http://schemas.microsoft.com/office/word/2015/wordml/symex" xmlns:wpg="http://schemas.microsoft.com/office/word/2010/wordprocessingGroup" xmlns:wpi="http://schemas.microsoft.com/office/word/2010/wordprocessingInk" xmlns:wne="http://schemas.microsoft.com/office/word/2006/wordml" xmlns:wps="http://schemas.microsoft.com/office/word/2010/wordprocessingShape" mc:Ignorable="w14 w15 w16se w16cid w16 w16cex w16sdtdh w16sdtfl w16du wp14">
   <w:p>
     <w:pPr>
       <w:pStyle w:val="Footer"/>
@@ -320,7 +407,7 @@
 </file>
 
 <file path=word/footer2.xml><?xml version="1.0" encoding="utf-8"?>
-<w:ftr xmlns:wpc="http://schemas.microsoft.com/office/word/2010/wordprocessingCanvas" xmlns:cx="http://schemas.microsoft.com/office/drawing/2014/chartex" xmlns:cx1="http://schemas.microsoft.com/office/drawing/2015/9/8/chartex" xmlns:cx2="http://schemas.microsoft.com/office/drawing/2015/10/21/chartex" xmlns:cx3="http://schemas.microsoft.com/office/drawing/2016/5/9/chartex" xmlns:cx4="http://schemas.microsoft.com/office/drawing/2016/5/10/chartex" xmlns:cx5="http://schemas.microsoft.com/office/drawing/2016/5/11/chartex" xmlns:cx6="http://schemas.microsoft.com/office/drawing/2016/5/12/chartex" xmlns:cx7="http://schemas.microsoft.com/office/drawing/2016/5/13/chartex" xmlns:cx8="http://schemas.microsoft.com/office/drawing/2016/5/14/chartex" xmlns:mc="http://schemas.openxmlformats.org/markup-compatibility/2006" xmlns:aink="http://schemas.microsoft.com/office/drawing/2016/ink" xmlns:am3d="http://schemas.microsoft.com/office/drawing/2017/model3d" xmlns:o="urn:schemas-microsoft-com:office:office" xmlns:oel="http://schemas.microsoft.com/office/2019/extlst" xmlns:r="http://schemas.openxmlformats.org/officeDocument/2006/relationships" xmlns:m="http://schemas.openxmlformats.org/officeDocument/2006/math" xmlns:v="urn:schemas-microsoft-com:vml" xmlns:wp14="http://schemas.microsoft.com/office/word/2010/wordprocessingDrawing" xmlns:wp="http://schemas.openxmlformats.org/drawingml/2006/wordprocessingDrawing" xmlns:w10="urn:schemas-microsoft-com:office:word" xmlns:w="http://schemas.openxmlformats.org/wordprocessingml/2006/main" xmlns:w14="http://schemas.microsoft.com/office/word/2010/wordml" xmlns:w15="http://schemas.microsoft.com/office/word/2012/wordml" xmlns:w16cex="http://schemas.microsoft.com/office/word/2018/wordml/cex" xmlns:w16cid="http://schemas.microsoft.com/office/word/2016/wordml/cid" xmlns:w16="http://schemas.microsoft.com/office/word/2018/wordml" xmlns:w16sdtdh="http://schemas.microsoft.com/office/word/2020/wordml/sdtdatahash" xmlns:w16se="http://schemas.microsoft.com/office/word/2015/wordml/symex" xmlns:wpg="http://schemas.microsoft.com/office/word/2010/wordprocessingGroup" xmlns:wpi="http://schemas.microsoft.com/office/word/2010/wordprocessingInk" xmlns:wne="http://schemas.microsoft.com/office/word/2006/wordml" xmlns:wps="http://schemas.microsoft.com/office/word/2010/wordprocessingShape" mc:Ignorable="w14 w15 w16se w16cid w16 w16cex w16sdtdh wp14">
+<w:ftr xmlns:wpc="http://schemas.microsoft.com/office/word/2010/wordprocessingCanvas" xmlns:cx="http://schemas.microsoft.com/office/drawing/2014/chartex" xmlns:cx1="http://schemas.microsoft.com/office/drawing/2015/9/8/chartex" xmlns:cx2="http://schemas.microsoft.com/office/drawing/2015/10/21/chartex" xmlns:cx3="http://schemas.microsoft.com/office/drawing/2016/5/9/chartex" xmlns:cx4="http://schemas.microsoft.com/office/drawing/2016/5/10/chartex" xmlns:cx5="http://schemas.microsoft.com/office/drawing/2016/5/11/chartex" xmlns:cx6="http://schemas.microsoft.com/office/drawing/2016/5/12/chartex" xmlns:cx7="http://schemas.microsoft.com/office/drawing/2016/5/13/chartex" xmlns:cx8="http://schemas.microsoft.com/office/drawing/2016/5/14/chartex" xmlns:mc="http://schemas.openxmlformats.org/markup-compatibility/2006" xmlns:aink="http://schemas.microsoft.com/office/drawing/2016/ink" xmlns:am3d="http://schemas.microsoft.com/office/drawing/2017/model3d" xmlns:o="urn:schemas-microsoft-com:office:office" xmlns:oel="http://schemas.microsoft.com/office/2019/extlst" xmlns:r="http://schemas.openxmlformats.org/officeDocument/2006/relationships" xmlns:m="http://schemas.openxmlformats.org/officeDocument/2006/math" xmlns:v="urn:schemas-microsoft-com:vml" xmlns:wp14="http://schemas.microsoft.com/office/word/2010/wordprocessingDrawing" xmlns:wp="http://schemas.openxmlformats.org/drawingml/2006/wordprocessingDrawing" xmlns:w10="urn:schemas-microsoft-com:office:word" xmlns:w="http://schemas.openxmlformats.org/wordprocessingml/2006/main" xmlns:w14="http://schemas.microsoft.com/office/word/2010/wordml" xmlns:w15="http://schemas.microsoft.com/office/word/2012/wordml" xmlns:w16cex="http://schemas.microsoft.com/office/word/2018/wordml/cex" xmlns:w16cid="http://schemas.microsoft.com/office/word/2016/wordml/cid" xmlns:w16="http://schemas.microsoft.com/office/word/2018/wordml" xmlns:w16du="http://schemas.microsoft.com/office/word/2023/wordml/word16du" xmlns:w16sdtdh="http://schemas.microsoft.com/office/word/2020/wordml/sdtdatahash" xmlns:w16sdtfl="http://schemas.microsoft.com/office/word/2024/wordml/sdtformatlock" xmlns:w16se="http://schemas.microsoft.com/office/word/2015/wordml/symex" xmlns:wpg="http://schemas.microsoft.com/office/word/2010/wordprocessingGroup" xmlns:wpi="http://schemas.microsoft.com/office/word/2010/wordprocessingInk" xmlns:wne="http://schemas.microsoft.com/office/word/2006/wordml" xmlns:wps="http://schemas.microsoft.com/office/word/2010/wordprocessingShape" mc:Ignorable="w14 w15 w16se w16cid w16 w16cex w16sdtdh w16sdtfl w16du wp14">
   <w:p>
     <w:pPr>
       <w:pStyle w:val="Footer"/>
@@ -330,7 +417,7 @@
 </file>
 
 <file path=word/footer3.xml><?xml version="1.0" encoding="utf-8"?>
-<w:ftr xmlns:wpc="http://schemas.microsoft.com/office/word/2010/wordprocessingCanvas" xmlns:cx="http://schemas.microsoft.com/office/drawing/2014/chartex" xmlns:cx1="http://schemas.microsoft.com/office/drawing/2015/9/8/chartex" xmlns:cx2="http://schemas.microsoft.com/office/drawing/2015/10/21/chartex" xmlns:cx3="http://schemas.microsoft.com/office/drawing/2016/5/9/chartex" xmlns:cx4="http://schemas.microsoft.com/office/drawing/2016/5/10/chartex" xmlns:cx5="http://schemas.microsoft.com/office/drawing/2016/5/11/chartex" xmlns:cx6="http://schemas.microsoft.com/office/drawing/2016/5/12/chartex" xmlns:cx7="http://schemas.microsoft.com/office/drawing/2016/5/13/chartex" xmlns:cx8="http://schemas.microsoft.com/office/drawing/2016/5/14/chartex" xmlns:mc="http://schemas.openxmlformats.org/markup-compatibility/2006" xmlns:aink="http://schemas.microsoft.com/office/drawing/2016/ink" xmlns:am3d="http://schemas.microsoft.com/office/drawing/2017/model3d" xmlns:o="urn:schemas-microsoft-com:office:office" xmlns:oel="http://schemas.microsoft.com/office/2019/extlst" xmlns:r="http://schemas.openxmlformats.org/officeDocument/2006/relationships" xmlns:m="http://schemas.openxmlformats.org/officeDocument/2006/math" xmlns:v="urn:schemas-microsoft-com:vml" xmlns:wp14="http://schemas.microsoft.com/office/word/2010/wordprocessingDrawing" xmlns:wp="http://schemas.openxmlformats.org/drawingml/2006/wordprocessingDrawing" xmlns:w10="urn:schemas-microsoft-com:office:word" xmlns:w="http://schemas.openxmlformats.org/wordprocessingml/2006/main" xmlns:w14="http://schemas.microsoft.com/office/word/2010/wordml" xmlns:w15="http://schemas.microsoft.com/office/word/2012/wordml" xmlns:w16cex="http://schemas.microsoft.com/office/word/2018/wordml/cex" xmlns:w16cid="http://schemas.microsoft.com/office/word/2016/wordml/cid" xmlns:w16="http://schemas.microsoft.com/office/word/2018/wordml" xmlns:w16sdtdh="http://schemas.microsoft.com/office/word/2020/wordml/sdtdatahash" xmlns:w16se="http://schemas.microsoft.com/office/word/2015/wordml/symex" xmlns:wpg="http://schemas.microsoft.com/office/word/2010/wordprocessingGroup" xmlns:wpi="http://schemas.microsoft.com/office/word/2010/wordprocessingInk" xmlns:wne="http://schemas.microsoft.com/office/word/2006/wordml" xmlns:wps="http://schemas.microsoft.com/office/word/2010/wordprocessingShape" mc:Ignorable="w14 w15 w16se w16cid w16 w16cex w16sdtdh wp14">
+<w:ftr xmlns:wpc="http://schemas.microsoft.com/office/word/2010/wordprocessingCanvas" xmlns:cx="http://schemas.microsoft.com/office/drawing/2014/chartex" xmlns:cx1="http://schemas.microsoft.com/office/drawing/2015/9/8/chartex" xmlns:cx2="http://schemas.microsoft.com/office/drawing/2015/10/21/chartex" xmlns:cx3="http://schemas.microsoft.com/office/drawing/2016/5/9/chartex" xmlns:cx4="http://schemas.microsoft.com/office/drawing/2016/5/10/chartex" xmlns:cx5="http://schemas.microsoft.com/office/drawing/2016/5/11/chartex" xmlns:cx6="http://schemas.microsoft.com/office/drawing/2016/5/12/chartex" xmlns:cx7="http://schemas.microsoft.com/office/drawing/2016/5/13/chartex" xmlns:cx8="http://schemas.microsoft.com/office/drawing/2016/5/14/chartex" xmlns:mc="http://schemas.openxmlformats.org/markup-compatibility/2006" xmlns:aink="http://schemas.microsoft.com/office/drawing/2016/ink" xmlns:am3d="http://schemas.microsoft.com/office/drawing/2017/model3d" xmlns:o="urn:schemas-microsoft-com:office:office" xmlns:oel="http://schemas.microsoft.com/office/2019/extlst" xmlns:r="http://schemas.openxmlformats.org/officeDocument/2006/relationships" xmlns:m="http://schemas.openxmlformats.org/officeDocument/2006/math" xmlns:v="urn:schemas-microsoft-com:vml" xmlns:wp14="http://schemas.microsoft.com/office/word/2010/wordprocessingDrawing" xmlns:wp="http://schemas.openxmlformats.org/drawingml/2006/wordprocessingDrawing" xmlns:w10="urn:schemas-microsoft-com:office:word" xmlns:w="http://schemas.openxmlformats.org/wordprocessingml/2006/main" xmlns:w14="http://schemas.microsoft.com/office/word/2010/wordml" xmlns:w15="http://schemas.microsoft.com/office/word/2012/wordml" xmlns:w16cex="http://schemas.microsoft.com/office/word/2018/wordml/cex" xmlns:w16cid="http://schemas.microsoft.com/office/word/2016/wordml/cid" xmlns:w16="http://schemas.microsoft.com/office/word/2018/wordml" xmlns:w16du="http://schemas.microsoft.com/office/word/2023/wordml/word16du" xmlns:w16sdtdh="http://schemas.microsoft.com/office/word/2020/wordml/sdtdatahash" xmlns:w16sdtfl="http://schemas.microsoft.com/office/word/2024/wordml/sdtformatlock" xmlns:w16se="http://schemas.microsoft.com/office/word/2015/wordml/symex" xmlns:wpg="http://schemas.microsoft.com/office/word/2010/wordprocessingGroup" xmlns:wpi="http://schemas.microsoft.com/office/word/2010/wordprocessingInk" xmlns:wne="http://schemas.microsoft.com/office/word/2006/wordml" xmlns:wps="http://schemas.microsoft.com/office/word/2010/wordprocessingShape" mc:Ignorable="w14 w15 w16se w16cid w16 w16cex w16sdtdh w16sdtfl w16du wp14">
   <w:p>
     <w:pPr>
       <w:pStyle w:val="Footer"/>
@@ -340,7 +427,7 @@
 </file>
 
 <file path=word/footnotes.xml><?xml version="1.0" encoding="utf-8"?>
-<w:footnotes xmlns:wpc="http://schemas.microsoft.com/office/word/2010/wordprocessingCanvas" xmlns:cx="http://schemas.microsoft.com/office/drawing/2014/chartex" xmlns:cx1="http://schemas.microsoft.com/office/drawing/2015/9/8/chartex" xmlns:cx2="http://schemas.microsoft.com/office/drawing/2015/10/21/chartex" xmlns:cx3="http://schemas.microsoft.com/office/drawing/2016/5/9/chartex" xmlns:cx4="http://schemas.microsoft.com/office/drawing/2016/5/10/chartex" xmlns:cx5="http://schemas.microsoft.com/office/drawing/2016/5/11/chartex" xmlns:cx6="http://schemas.microsoft.com/office/drawing/2016/5/12/chartex" xmlns:cx7="http://schemas.microsoft.com/office/drawing/2016/5/13/chartex" xmlns:cx8="http://schemas.microsoft.com/office/drawing/2016/5/14/chartex" xmlns:mc="http://schemas.openxmlformats.org/markup-compatibility/2006" xmlns:aink="http://schemas.microsoft.com/office/drawing/2016/ink" xmlns:am3d="http://schemas.microsoft.com/office/drawing/2017/model3d" xmlns:o="urn:schemas-microsoft-com:office:office" xmlns:oel="http://schemas.microsoft.com/office/2019/extlst" xmlns:r="http://schemas.openxmlformats.org/officeDocument/2006/relationships" xmlns:m="http://schemas.openxmlformats.org/officeDocument/2006/math" xmlns:v="urn:schemas-microsoft-com:vml" xmlns:wp14="http://schemas.microsoft.com/office/word/2010/wordprocessingDrawing" xmlns:wp="http://schemas.openxmlformats.org/drawingml/2006/wordprocessingDrawing" xmlns:w10="urn:schemas-microsoft-com:office:word" xmlns:w="http://schemas.openxmlformats.org/wordprocessingml/2006/main" xmlns:w14="http://schemas.microsoft.com/office/word/2010/wordml" xmlns:w15="http://schemas.microsoft.com/office/word/2012/wordml" xmlns:w16cex="http://schemas.microsoft.com/office/word/2018/wordml/cex" xmlns:w16cid="http://schemas.microsoft.com/office/word/2016/wordml/cid" xmlns:w16="http://schemas.microsoft.com/office/word/2018/wordml" xmlns:w16sdtdh="http://schemas.microsoft.com/office/word/2020/wordml/sdtdatahash" xmlns:w16se="http://schemas.microsoft.com/office/word/2015/wordml/symex" xmlns:wpg="http://schemas.microsoft.com/office/word/2010/wordprocessingGroup" xmlns:wpi="http://schemas.microsoft.com/office/word/2010/wordprocessingInk" xmlns:wne="http://schemas.microsoft.com/office/word/2006/wordml" xmlns:wps="http://schemas.microsoft.com/office/word/2010/wordprocessingShape" mc:Ignorable="w14 w15 w16se w16cid w16 w16cex w16sdtdh wp14">
+<w:footnotes xmlns:wpc="http://schemas.microsoft.com/office/word/2010/wordprocessingCanvas" xmlns:cx="http://schemas.microsoft.com/office/drawing/2014/chartex" xmlns:cx1="http://schemas.microsoft.com/office/drawing/2015/9/8/chartex" xmlns:cx2="http://schemas.microsoft.com/office/drawing/2015/10/21/chartex" xmlns:cx3="http://schemas.microsoft.com/office/drawing/2016/5/9/chartex" xmlns:cx4="http://schemas.microsoft.com/office/drawing/2016/5/10/chartex" xmlns:cx5="http://schemas.microsoft.com/office/drawing/2016/5/11/chartex" xmlns:cx6="http://schemas.microsoft.com/office/drawing/2016/5/12/chartex" xmlns:cx7="http://schemas.microsoft.com/office/drawing/2016/5/13/chartex" xmlns:cx8="http://schemas.microsoft.com/office/drawing/2016/5/14/chartex" xmlns:mc="http://schemas.openxmlformats.org/markup-compatibility/2006" xmlns:aink="http://schemas.microsoft.com/office/drawing/2016/ink" xmlns:am3d="http://schemas.microsoft.com/office/drawing/2017/model3d" xmlns:o="urn:schemas-microsoft-com:office:office" xmlns:oel="http://schemas.microsoft.com/office/2019/extlst" xmlns:r="http://schemas.openxmlformats.org/officeDocument/2006/relationships" xmlns:m="http://schemas.openxmlformats.org/officeDocument/2006/math" xmlns:v="urn:schemas-microsoft-com:vml" xmlns:wp14="http://schemas.microsoft.com/office/word/2010/wordprocessingDrawing" xmlns:wp="http://schemas.openxmlformats.org/drawingml/2006/wordprocessingDrawing" xmlns:w10="urn:schemas-microsoft-com:office:word" xmlns:w="http://schemas.openxmlformats.org/wordprocessingml/2006/main" xmlns:w14="http://schemas.microsoft.com/office/word/2010/wordml" xmlns:w15="http://schemas.microsoft.com/office/word/2012/wordml" xmlns:w16cex="http://schemas.microsoft.com/office/word/2018/wordml/cex" xmlns:w16cid="http://schemas.microsoft.com/office/word/2016/wordml/cid" xmlns:w16="http://schemas.microsoft.com/office/word/2018/wordml" xmlns:w16du="http://schemas.microsoft.com/office/word/2023/wordml/word16du" xmlns:w16sdtdh="http://schemas.microsoft.com/office/word/2020/wordml/sdtdatahash" xmlns:w16sdtfl="http://schemas.microsoft.com/office/word/2024/wordml/sdtformatlock" xmlns:w16se="http://schemas.microsoft.com/office/word/2015/wordml/symex" xmlns:wpg="http://schemas.microsoft.com/office/word/2010/wordprocessingGroup" xmlns:wpi="http://schemas.microsoft.com/office/word/2010/wordprocessingInk" xmlns:wne="http://schemas.microsoft.com/office/word/2006/wordml" xmlns:wps="http://schemas.microsoft.com/office/word/2010/wordprocessingShape" mc:Ignorable="w14 w15 w16se w16cid w16 w16cex w16sdtdh w16sdtfl w16du wp14">
   <w:footnote w:type="separator" w:id="-1">
     <w:p>
       <w:pPr>
@@ -365,7 +452,7 @@
 </file>
 
 <file path=word/header1.xml><?xml version="1.0" encoding="utf-8"?>
-<w:hdr xmlns:wpc="http://schemas.microsoft.com/office/word/2010/wordprocessingCanvas" xmlns:cx="http://schemas.microsoft.com/office/drawing/2014/chartex" xmlns:cx1="http://schemas.microsoft.com/office/drawing/2015/9/8/chartex" xmlns:cx2="http://schemas.microsoft.com/office/drawing/2015/10/21/chartex" xmlns:cx3="http://schemas.microsoft.com/office/drawing/2016/5/9/chartex" xmlns:cx4="http://schemas.microsoft.com/office/drawing/2016/5/10/chartex" xmlns:cx5="http://schemas.microsoft.com/office/drawing/2016/5/11/chartex" xmlns:cx6="http://schemas.microsoft.com/office/drawing/2016/5/12/chartex" xmlns:cx7="http://schemas.microsoft.com/office/drawing/2016/5/13/chartex" xmlns:cx8="http://schemas.microsoft.com/office/drawing/2016/5/14/chartex" xmlns:mc="http://schemas.openxmlformats.org/markup-compatibility/2006" xmlns:aink="http://schemas.microsoft.com/office/drawing/2016/ink" xmlns:am3d="http://schemas.microsoft.com/office/drawing/2017/model3d" xmlns:o="urn:schemas-microsoft-com:office:office" xmlns:oel="http://schemas.microsoft.com/office/2019/extlst" xmlns:r="http://schemas.openxmlformats.org/officeDocument/2006/relationships" xmlns:m="http://schemas.openxmlformats.org/officeDocument/2006/math" xmlns:v="urn:schemas-microsoft-com:vml" xmlns:wp14="http://schemas.microsoft.com/office/word/2010/wordprocessingDrawing" xmlns:wp="http://schemas.openxmlformats.org/drawingml/2006/wordprocessingDrawing" xmlns:w10="urn:schemas-microsoft-com:office:word" xmlns:w="http://schemas.openxmlformats.org/wordprocessingml/2006/main" xmlns:w14="http://schemas.microsoft.com/office/word/2010/wordml" xmlns:w15="http://schemas.microsoft.com/office/word/2012/wordml" xmlns:w16cex="http://schemas.microsoft.com/office/word/2018/wordml/cex" xmlns:w16cid="http://schemas.microsoft.com/office/word/2016/wordml/cid" xmlns:w16="http://schemas.microsoft.com/office/word/2018/wordml" xmlns:w16sdtdh="http://schemas.microsoft.com/office/word/2020/wordml/sdtdatahash" xmlns:w16se="http://schemas.microsoft.com/office/word/2015/wordml/symex" xmlns:wpg="http://schemas.microsoft.com/office/word/2010/wordprocessingGroup" xmlns:wpi="http://schemas.microsoft.com/office/word/2010/wordprocessingInk" xmlns:wne="http://schemas.microsoft.com/office/word/2006/wordml" xmlns:wps="http://schemas.microsoft.com/office/word/2010/wordprocessingShape" mc:Ignorable="w14 w15 w16se w16cid w16 w16cex w16sdtdh wp14">
+<w:hdr xmlns:wpc="http://schemas.microsoft.com/office/word/2010/wordprocessingCanvas" xmlns:cx="http://schemas.microsoft.com/office/drawing/2014/chartex" xmlns:cx1="http://schemas.microsoft.com/office/drawing/2015/9/8/chartex" xmlns:cx2="http://schemas.microsoft.com/office/drawing/2015/10/21/chartex" xmlns:cx3="http://schemas.microsoft.com/office/drawing/2016/5/9/chartex" xmlns:cx4="http://schemas.microsoft.com/office/drawing/2016/5/10/chartex" xmlns:cx5="http://schemas.microsoft.com/office/drawing/2016/5/11/chartex" xmlns:cx6="http://schemas.microsoft.com/office/drawing/2016/5/12/chartex" xmlns:cx7="http://schemas.microsoft.com/office/drawing/2016/5/13/chartex" xmlns:cx8="http://schemas.microsoft.com/office/drawing/2016/5/14/chartex" xmlns:mc="http://schemas.openxmlformats.org/markup-compatibility/2006" xmlns:aink="http://schemas.microsoft.com/office/drawing/2016/ink" xmlns:am3d="http://schemas.microsoft.com/office/drawing/2017/model3d" xmlns:o="urn:schemas-microsoft-com:office:office" xmlns:oel="http://schemas.microsoft.com/office/2019/extlst" xmlns:r="http://schemas.openxmlformats.org/officeDocument/2006/relationships" xmlns:m="http://schemas.openxmlformats.org/officeDocument/2006/math" xmlns:v="urn:schemas-microsoft-com:vml" xmlns:wp14="http://schemas.microsoft.com/office/word/2010/wordprocessingDrawing" xmlns:wp="http://schemas.openxmlformats.org/drawingml/2006/wordprocessingDrawing" xmlns:w10="urn:schemas-microsoft-com:office:word" xmlns:w="http://schemas.openxmlformats.org/wordprocessingml/2006/main" xmlns:w14="http://schemas.microsoft.com/office/word/2010/wordml" xmlns:w15="http://schemas.microsoft.com/office/word/2012/wordml" xmlns:w16cex="http://schemas.microsoft.com/office/word/2018/wordml/cex" xmlns:w16cid="http://schemas.microsoft.com/office/word/2016/wordml/cid" xmlns:w16="http://schemas.microsoft.com/office/word/2018/wordml" xmlns:w16du="http://schemas.microsoft.com/office/word/2023/wordml/word16du" xmlns:w16sdtdh="http://schemas.microsoft.com/office/word/2020/wordml/sdtdatahash" xmlns:w16sdtfl="http://schemas.microsoft.com/office/word/2024/wordml/sdtformatlock" xmlns:w16se="http://schemas.microsoft.com/office/word/2015/wordml/symex" xmlns:wpg="http://schemas.microsoft.com/office/word/2010/wordprocessingGroup" xmlns:wpi="http://schemas.microsoft.com/office/word/2010/wordprocessingInk" xmlns:wne="http://schemas.microsoft.com/office/word/2006/wordml" xmlns:wps="http://schemas.microsoft.com/office/word/2010/wordprocessingShape" mc:Ignorable="w14 w15 w16se w16cid w16 w16cex w16sdtdh w16sdtfl w16du wp14">
   <w:p>
     <w:pPr>
       <w:pStyle w:val="Header"/>
@@ -375,7 +462,7 @@
 </file>
 
 <file path=word/header2.xml><?xml version="1.0" encoding="utf-8"?>
-<w:hdr xmlns:wpc="http://schemas.microsoft.com/office/word/2010/wordprocessingCanvas" xmlns:cx="http://schemas.microsoft.com/office/drawing/2014/chartex" xmlns:cx1="http://schemas.microsoft.com/office/drawing/2015/9/8/chartex" xmlns:cx2="http://schemas.microsoft.com/office/drawing/2015/10/21/chartex" xmlns:cx3="http://schemas.microsoft.com/office/drawing/2016/5/9/chartex" xmlns:cx4="http://schemas.microsoft.com/office/drawing/2016/5/10/chartex" xmlns:cx5="http://schemas.microsoft.com/office/drawing/2016/5/11/chartex" xmlns:cx6="http://schemas.microsoft.com/office/drawing/2016/5/12/chartex" xmlns:cx7="http://schemas.microsoft.com/office/drawing/2016/5/13/chartex" xmlns:cx8="http://schemas.microsoft.com/office/drawing/2016/5/14/chartex" xmlns:mc="http://schemas.openxmlformats.org/markup-compatibility/2006" xmlns:aink="http://schemas.microsoft.com/office/drawing/2016/ink" xmlns:am3d="http://schemas.microsoft.com/office/drawing/2017/model3d" xmlns:o="urn:schemas-microsoft-com:office:office" xmlns:oel="http://schemas.microsoft.com/office/2019/extlst" xmlns:r="http://schemas.openxmlformats.org/officeDocument/2006/relationships" xmlns:m="http://schemas.openxmlformats.org/officeDocument/2006/math" xmlns:v="urn:schemas-microsoft-com:vml" xmlns:wp14="http://schemas.microsoft.com/office/word/2010/wordprocessingDrawing" xmlns:wp="http://schemas.openxmlformats.org/drawingml/2006/wordprocessingDrawing" xmlns:w10="urn:schemas-microsoft-com:office:word" xmlns:w="http://schemas.openxmlformats.org/wordprocessingml/2006/main" xmlns:w14="http://schemas.microsoft.com/office/word/2010/wordml" xmlns:w15="http://schemas.microsoft.com/office/word/2012/wordml" xmlns:w16cex="http://schemas.microsoft.com/office/word/2018/wordml/cex" xmlns:w16cid="http://schemas.microsoft.com/office/word/2016/wordml/cid" xmlns:w16="http://schemas.microsoft.com/office/word/2018/wordml" xmlns:w16sdtdh="http://schemas.microsoft.com/office/word/2020/wordml/sdtdatahash" xmlns:w16se="http://schemas.microsoft.com/office/word/2015/wordml/symex" xmlns:wpg="http://schemas.microsoft.com/office/word/2010/wordprocessingGroup" xmlns:wpi="http://schemas.microsoft.com/office/word/2010/wordprocessingInk" xmlns:wne="http://schemas.microsoft.com/office/word/2006/wordml" xmlns:wps="http://schemas.microsoft.com/office/word/2010/wordprocessingShape" mc:Ignorable="w14 w15 w16se w16cid w16 w16cex w16sdtdh wp14">
+<w:hdr xmlns:wpc="http://schemas.microsoft.com/office/word/2010/wordprocessingCanvas" xmlns:cx="http://schemas.microsoft.com/office/drawing/2014/chartex" xmlns:cx1="http://schemas.microsoft.com/office/drawing/2015/9/8/chartex" xmlns:cx2="http://schemas.microsoft.com/office/drawing/2015/10/21/chartex" xmlns:cx3="http://schemas.microsoft.com/office/drawing/2016/5/9/chartex" xmlns:cx4="http://schemas.microsoft.com/office/drawing/2016/5/10/chartex" xmlns:cx5="http://schemas.microsoft.com/office/drawing/2016/5/11/chartex" xmlns:cx6="http://schemas.microsoft.com/office/drawing/2016/5/12/chartex" xmlns:cx7="http://schemas.microsoft.com/office/drawing/2016/5/13/chartex" xmlns:cx8="http://schemas.microsoft.com/office/drawing/2016/5/14/chartex" xmlns:mc="http://schemas.openxmlformats.org/markup-compatibility/2006" xmlns:aink="http://schemas.microsoft.com/office/drawing/2016/ink" xmlns:am3d="http://schemas.microsoft.com/office/drawing/2017/model3d" xmlns:o="urn:schemas-microsoft-com:office:office" xmlns:oel="http://schemas.microsoft.com/office/2019/extlst" xmlns:r="http://schemas.openxmlformats.org/officeDocument/2006/relationships" xmlns:m="http://schemas.openxmlformats.org/officeDocument/2006/math" xmlns:v="urn:schemas-microsoft-com:vml" xmlns:wp14="http://schemas.microsoft.com/office/word/2010/wordprocessingDrawing" xmlns:wp="http://schemas.openxmlformats.org/drawingml/2006/wordprocessingDrawing" xmlns:w10="urn:schemas-microsoft-com:office:word" xmlns:w="http://schemas.openxmlformats.org/wordprocessingml/2006/main" xmlns:w14="http://schemas.microsoft.com/office/word/2010/wordml" xmlns:w15="http://schemas.microsoft.com/office/word/2012/wordml" xmlns:w16cex="http://schemas.microsoft.com/office/word/2018/wordml/cex" xmlns:w16cid="http://schemas.microsoft.com/office/word/2016/wordml/cid" xmlns:w16="http://schemas.microsoft.com/office/word/2018/wordml" xmlns:w16du="http://schemas.microsoft.com/office/word/2023/wordml/word16du" xmlns:w16sdtdh="http://schemas.microsoft.com/office/word/2020/wordml/sdtdatahash" xmlns:w16sdtfl="http://schemas.microsoft.com/office/word/2024/wordml/sdtformatlock" xmlns:w16se="http://schemas.microsoft.com/office/word/2015/wordml/symex" xmlns:wpg="http://schemas.microsoft.com/office/word/2010/wordprocessingGroup" xmlns:wpi="http://schemas.microsoft.com/office/word/2010/wordprocessingInk" xmlns:wne="http://schemas.microsoft.com/office/word/2006/wordml" xmlns:wps="http://schemas.microsoft.com/office/word/2010/wordprocessingShape" mc:Ignorable="w14 w15 w16se w16cid w16 w16cex w16sdtdh w16sdtfl w16du wp14">
   <w:p>
     <w:pPr>
       <w:pStyle w:val="Header"/>
@@ -386,7 +473,7 @@
 </file>
 
 <file path=word/header3.xml><?xml version="1.0" encoding="utf-8"?>
-<w:hdr xmlns:wpc="http://schemas.microsoft.com/office/word/2010/wordprocessingCanvas" xmlns:cx="http://schemas.microsoft.com/office/drawing/2014/chartex" xmlns:cx1="http://schemas.microsoft.com/office/drawing/2015/9/8/chartex" xmlns:cx2="http://schemas.microsoft.com/office/drawing/2015/10/21/chartex" xmlns:cx3="http://schemas.microsoft.com/office/drawing/2016/5/9/chartex" xmlns:cx4="http://schemas.microsoft.com/office/drawing/2016/5/10/chartex" xmlns:cx5="http://schemas.microsoft.com/office/drawing/2016/5/11/chartex" xmlns:cx6="http://schemas.microsoft.com/office/drawing/2016/5/12/chartex" xmlns:cx7="http://schemas.microsoft.com/office/drawing/2016/5/13/chartex" xmlns:cx8="http://schemas.microsoft.com/office/drawing/2016/5/14/chartex" xmlns:mc="http://schemas.openxmlformats.org/markup-compatibility/2006" xmlns:aink="http://schemas.microsoft.com/office/drawing/2016/ink" xmlns:am3d="http://schemas.microsoft.com/office/drawing/2017/model3d" xmlns:o="urn:schemas-microsoft-com:office:office" xmlns:oel="http://schemas.microsoft.com/office/2019/extlst" xmlns:r="http://schemas.openxmlformats.org/officeDocument/2006/relationships" xmlns:m="http://schemas.openxmlformats.org/officeDocument/2006/math" xmlns:v="urn:schemas-microsoft-com:vml" xmlns:wp14="http://schemas.microsoft.com/office/word/2010/wordprocessingDrawing" xmlns:wp="http://schemas.openxmlformats.org/drawingml/2006/wordprocessingDrawing" xmlns:w10="urn:schemas-microsoft-com:office:word" xmlns:w="http://schemas.openxmlformats.org/wordprocessingml/2006/main" xmlns:w14="http://schemas.microsoft.com/office/word/2010/wordml" xmlns:w15="http://schemas.microsoft.com/office/word/2012/wordml" xmlns:w16cex="http://schemas.microsoft.com/office/word/2018/wordml/cex" xmlns:w16cid="http://schemas.microsoft.com/office/word/2016/wordml/cid" xmlns:w16="http://schemas.microsoft.com/office/word/2018/wordml" xmlns:w16sdtdh="http://schemas.microsoft.com/office/word/2020/wordml/sdtdatahash" xmlns:w16se="http://schemas.microsoft.com/office/word/2015/wordml/symex" xmlns:wpg="http://schemas.microsoft.com/office/word/2010/wordprocessingGroup" xmlns:wpi="http://schemas.microsoft.com/office/word/2010/wordprocessingInk" xmlns:wne="http://schemas.microsoft.com/office/word/2006/wordml" xmlns:wps="http://schemas.microsoft.com/office/word/2010/wordprocessingShape" mc:Ignorable="w14 w15 w16se w16cid w16 w16cex w16sdtdh wp14">
+<w:hdr xmlns:wpc="http://schemas.microsoft.com/office/word/2010/wordprocessingCanvas" xmlns:cx="http://schemas.microsoft.com/office/drawing/2014/chartex" xmlns:cx1="http://schemas.microsoft.com/office/drawing/2015/9/8/chartex" xmlns:cx2="http://schemas.microsoft.com/office/drawing/2015/10/21/chartex" xmlns:cx3="http://schemas.microsoft.com/office/drawing/2016/5/9/chartex" xmlns:cx4="http://schemas.microsoft.com/office/drawing/2016/5/10/chartex" xmlns:cx5="http://schemas.microsoft.com/office/drawing/2016/5/11/chartex" xmlns:cx6="http://schemas.microsoft.com/office/drawing/2016/5/12/chartex" xmlns:cx7="http://schemas.microsoft.com/office/drawing/2016/5/13/chartex" xmlns:cx8="http://schemas.microsoft.com/office/drawing/2016/5/14/chartex" xmlns:mc="http://schemas.openxmlformats.org/markup-compatibility/2006" xmlns:aink="http://schemas.microsoft.com/office/drawing/2016/ink" xmlns:am3d="http://schemas.microsoft.com/office/drawing/2017/model3d" xmlns:o="urn:schemas-microsoft-com:office:office" xmlns:oel="http://schemas.microsoft.com/office/2019/extlst" xmlns:r="http://schemas.openxmlformats.org/officeDocument/2006/relationships" xmlns:m="http://schemas.openxmlformats.org/officeDocument/2006/math" xmlns:v="urn:schemas-microsoft-com:vml" xmlns:wp14="http://schemas.microsoft.com/office/word/2010/wordprocessingDrawing" xmlns:wp="http://schemas.openxmlformats.org/drawingml/2006/wordprocessingDrawing" xmlns:w10="urn:schemas-microsoft-com:office:word" xmlns:w="http://schemas.openxmlformats.org/wordprocessingml/2006/main" xmlns:w14="http://schemas.microsoft.com/office/word/2010/wordml" xmlns:w15="http://schemas.microsoft.com/office/word/2012/wordml" xmlns:w16cex="http://schemas.microsoft.com/office/word/2018/wordml/cex" xmlns:w16cid="http://schemas.microsoft.com/office/word/2016/wordml/cid" xmlns:w16="http://schemas.microsoft.com/office/word/2018/wordml" xmlns:w16du="http://schemas.microsoft.com/office/word/2023/wordml/word16du" xmlns:w16sdtdh="http://schemas.microsoft.com/office/word/2020/wordml/sdtdatahash" xmlns:w16sdtfl="http://schemas.microsoft.com/office/word/2024/wordml/sdtformatlock" xmlns:w16se="http://schemas.microsoft.com/office/word/2015/wordml/symex" xmlns:wpg="http://schemas.microsoft.com/office/word/2010/wordprocessingGroup" xmlns:wpi="http://schemas.microsoft.com/office/word/2010/wordprocessingInk" xmlns:wne="http://schemas.microsoft.com/office/word/2006/wordml" xmlns:wps="http://schemas.microsoft.com/office/word/2010/wordprocessingShape" mc:Ignorable="w14 w15 w16se w16cid w16 w16cex w16sdtdh w16sdtfl w16du wp14">
   <w:p>
     <w:pPr>
       <w:pStyle w:val="Header"/>
@@ -395,7 +482,7 @@
     <w:r>
       <w:tab/>
       <w:tab/>
-      <w:t>2025-08-02</w:t>
+      <w:t>2026-07-12</w:t>
       <w:br/>
       <w:br/>
     </w:r>
@@ -408,7 +495,7 @@
 </file>
 
 <file path=word/numbering.xml><?xml version="1.0" encoding="utf-8"?>
-<w:numbering xmlns:wpc="http://schemas.microsoft.com/office/word/2010/wordprocessingCanvas" xmlns:cx="http://schemas.microsoft.com/office/drawing/2014/chartex" xmlns:cx1="http://schemas.microsoft.com/office/drawing/2015/9/8/chartex" xmlns:cx2="http://schemas.microsoft.com/office/drawing/2015/10/21/chartex" xmlns:cx3="http://schemas.microsoft.com/office/drawing/2016/5/9/chartex" xmlns:cx4="http://schemas.microsoft.com/office/drawing/2016/5/10/chartex" xmlns:cx5="http://schemas.microsoft.com/office/drawing/2016/5/11/chartex" xmlns:cx6="http://schemas.microsoft.com/office/drawing/2016/5/12/chartex" xmlns:cx7="http://schemas.microsoft.com/office/drawing/2016/5/13/chartex" xmlns:cx8="http://schemas.microsoft.com/office/drawing/2016/5/14/chartex" xmlns:mc="http://schemas.openxmlformats.org/markup-compatibility/2006" xmlns:aink="http://schemas.microsoft.com/office/drawing/2016/ink" xmlns:am3d="http://schemas.microsoft.com/office/drawing/2017/model3d" xmlns:o="urn:schemas-microsoft-com:office:office" xmlns:oel="http://schemas.microsoft.com/office/2019/extlst" xmlns:r="http://schemas.openxmlformats.org/officeDocument/2006/relationships" xmlns:m="http://schemas.openxmlformats.org/officeDocument/2006/math" xmlns:v="urn:schemas-microsoft-com:vml" xmlns:wp14="http://schemas.microsoft.com/office/word/2010/wordprocessingDrawing" xmlns:wp="http://schemas.openxmlformats.org/drawingml/2006/wordprocessingDrawing" xmlns:w10="urn:schemas-microsoft-com:office:word" xmlns:w="http://schemas.openxmlformats.org/wordprocessingml/2006/main" xmlns:w14="http://schemas.microsoft.com/office/word/2010/wordml" xmlns:w15="http://schemas.microsoft.com/office/word/2012/wordml" xmlns:w16cex="http://schemas.microsoft.com/office/word/2018/wordml/cex" xmlns:w16cid="http://schemas.microsoft.com/office/word/2016/wordml/cid" xmlns:w16="http://schemas.microsoft.com/office/word/2018/wordml" xmlns:w16sdtdh="http://schemas.microsoft.com/office/word/2020/wordml/sdtdatahash" xmlns:w16se="http://schemas.microsoft.com/office/word/2015/wordml/symex" xmlns:wpg="http://schemas.microsoft.com/office/word/2010/wordprocessingGroup" xmlns:wpi="http://schemas.microsoft.com/office/word/2010/wordprocessingInk" xmlns:wne="http://schemas.microsoft.com/office/word/2006/wordml" xmlns:wps="http://schemas.microsoft.com/office/word/2010/wordprocessingShape" mc:Ignorable="w14 w15 w16se w16cid w16 w16cex w16sdtdh wp14">
+<w:numbering xmlns:wpc="http://schemas.microsoft.com/office/word/2010/wordprocessingCanvas" xmlns:cx="http://schemas.microsoft.com/office/drawing/2014/chartex" xmlns:cx1="http://schemas.microsoft.com/office/drawing/2015/9/8/chartex" xmlns:cx2="http://schemas.microsoft.com/office/drawing/2015/10/21/chartex" xmlns:cx3="http://schemas.microsoft.com/office/drawing/2016/5/9/chartex" xmlns:cx4="http://schemas.microsoft.com/office/drawing/2016/5/10/chartex" xmlns:cx5="http://schemas.microsoft.com/office/drawing/2016/5/11/chartex" xmlns:cx6="http://schemas.microsoft.com/office/drawing/2016/5/12/chartex" xmlns:cx7="http://schemas.microsoft.com/office/drawing/2016/5/13/chartex" xmlns:cx8="http://schemas.microsoft.com/office/drawing/2016/5/14/chartex" xmlns:mc="http://schemas.openxmlformats.org/markup-compatibility/2006" xmlns:aink="http://schemas.microsoft.com/office/drawing/2016/ink" xmlns:am3d="http://schemas.microsoft.com/office/drawing/2017/model3d" xmlns:o="urn:schemas-microsoft-com:office:office" xmlns:oel="http://schemas.microsoft.com/office/2019/extlst" xmlns:r="http://schemas.openxmlformats.org/officeDocument/2006/relationships" xmlns:m="http://schemas.openxmlformats.org/officeDocument/2006/math" xmlns:v="urn:schemas-microsoft-com:vml" xmlns:wp14="http://schemas.microsoft.com/office/word/2010/wordprocessingDrawing" xmlns:wp="http://schemas.openxmlformats.org/drawingml/2006/wordprocessingDrawing" xmlns:w10="urn:schemas-microsoft-com:office:word" xmlns:w="http://schemas.openxmlformats.org/wordprocessingml/2006/main" xmlns:w14="http://schemas.microsoft.com/office/word/2010/wordml" xmlns:w15="http://schemas.microsoft.com/office/word/2012/wordml" xmlns:w16cex="http://schemas.microsoft.com/office/word/2018/wordml/cex" xmlns:w16cid="http://schemas.microsoft.com/office/word/2016/wordml/cid" xmlns:w16="http://schemas.microsoft.com/office/word/2018/wordml" xmlns:w16du="http://schemas.microsoft.com/office/word/2023/wordml/word16du" xmlns:w16sdtdh="http://schemas.microsoft.com/office/word/2020/wordml/sdtdatahash" xmlns:w16sdtfl="http://schemas.microsoft.com/office/word/2024/wordml/sdtformatlock" xmlns:w16se="http://schemas.microsoft.com/office/word/2015/wordml/symex" xmlns:wpg="http://schemas.microsoft.com/office/word/2010/wordprocessingGroup" xmlns:wpi="http://schemas.microsoft.com/office/word/2010/wordprocessingInk" xmlns:wne="http://schemas.microsoft.com/office/word/2006/wordml" xmlns:wps="http://schemas.microsoft.com/office/word/2010/wordprocessingShape" mc:Ignorable="w14 w15 w16se w16cid w16 w16cex w16sdtdh w16sdtfl w16du wp14">
   <w:abstractNum w:abstractNumId="0" w15:restartNumberingAfterBreak="0">
     <w:nsid w:val="FFFFFF7C"/>
     <w:multiLevelType w:val="singleLevel"/>
@@ -611,7 +698,7 @@
 </file>
 
 <file path=word/styles.xml><?xml version="1.0" encoding="utf-8"?>
-<w:styles xmlns:mc="http://schemas.openxmlformats.org/markup-compatibility/2006" xmlns:r="http://schemas.openxmlformats.org/officeDocument/2006/relationships" xmlns:w="http://schemas.openxmlformats.org/wordprocessingml/2006/main" xmlns:w14="http://schemas.microsoft.com/office/word/2010/wordml" xmlns:w15="http://schemas.microsoft.com/office/word/2012/wordml" xmlns:w16cex="http://schemas.microsoft.com/office/word/2018/wordml/cex" xmlns:w16cid="http://schemas.microsoft.com/office/word/2016/wordml/cid" xmlns:w16="http://schemas.microsoft.com/office/word/2018/wordml" xmlns:w16sdtdh="http://schemas.microsoft.com/office/word/2020/wordml/sdtdatahash" xmlns:w16se="http://schemas.microsoft.com/office/word/2015/wordml/symex" mc:Ignorable="w14 w15 w16se w16cid w16 w16cex w16sdtdh">
+<w:styles xmlns:mc="http://schemas.openxmlformats.org/markup-compatibility/2006" xmlns:r="http://schemas.openxmlformats.org/officeDocument/2006/relationships" xmlns:w="http://schemas.openxmlformats.org/wordprocessingml/2006/main" xmlns:w14="http://schemas.microsoft.com/office/word/2010/wordml" xmlns:w15="http://schemas.microsoft.com/office/word/2012/wordml" xmlns:w16cex="http://schemas.microsoft.com/office/word/2018/wordml/cex" xmlns:w16cid="http://schemas.microsoft.com/office/word/2016/wordml/cid" xmlns:w16="http://schemas.microsoft.com/office/word/2018/wordml" xmlns:w16du="http://schemas.microsoft.com/office/word/2023/wordml/word16du" xmlns:w16sdtdh="http://schemas.microsoft.com/office/word/2020/wordml/sdtdatahash" xmlns:w16sdtfl="http://schemas.microsoft.com/office/word/2024/wordml/sdtformatlock" xmlns:w16se="http://schemas.microsoft.com/office/word/2015/wordml/symex" mc:Ignorable="w14 w15 w16se w16cid w16 w16cex w16sdtdh w16sdtfl w16du">
   <w:docDefaults>
     <w:rPrDefault>
       <w:rPr>
@@ -1369,7 +1456,7 @@
     <w:link w:val="TitleChar"/>
     <w:uiPriority w:val="10"/>
     <w:qFormat/>
-    <w:rsid w:val="007106C8"/>
+    <w:rsid w:val="00E854FA"/>
     <w:pPr>
       <w:spacing w:after="300" w:line="240" w:lineRule="auto"/>
       <w:contextualSpacing/>
@@ -1379,7 +1466,7 @@
       <w:rFonts w:eastAsiaTheme="majorEastAsia" w:cstheme="majorBidi"/>
       <w:spacing w:val="5"/>
       <w:kern w:val="28"/>
-      <w:sz w:val="52"/>
+      <w:sz w:val="40"/>
       <w:szCs w:val="52"/>
       <w:lang w:val="sv-SE" w:eastAsia="en-US" w:bidi="ar-SA"/>
     </w:rPr>
@@ -1389,12 +1476,12 @@
     <w:basedOn w:val="DefaultParagraphFont"/>
     <w:link w:val="Title"/>
     <w:uiPriority w:val="10"/>
-    <w:rsid w:val="007106C8"/>
+    <w:rsid w:val="00E854FA"/>
     <w:rPr>
       <w:rFonts w:ascii="Times New Roman" w:eastAsiaTheme="majorEastAsia" w:hAnsi="Times New Roman" w:cstheme="majorBidi"/>
       <w:spacing w:val="5"/>
       <w:kern w:val="28"/>
-      <w:sz w:val="52"/>
+      <w:sz w:val="40"/>
       <w:szCs w:val="52"/>
       <w:lang w:val="sv-SE" w:eastAsia="en-US" w:bidi="ar-SA"/>
     </w:rPr>

--- a/tillsyn/Lill-Smaltjärnen tillsynsbegäran.docx
+++ b/tillsyn/Lill-Smaltjärnen tillsynsbegäran.docx
@@ -12,7 +12,7 @@
     </w:p>
     <w:p>
       <w:r>
-        <w:t>Denna tillsynsbegäran behandlar höga naturvärden i avverkningsanmälan Lill-Smaltjärnen i Bjurholms kommun som inkom 2026-07-12 och omfattar 174,7 ha.</w:t>
+        <w:t>Denna tillsynsbegäran behandlar höga naturvärden i avverkningsanmälan Lill-Smaltjärnen i Bjurholms kommun som inkom 2026-07-13 och omfattar 174,7 ha.</w:t>
       </w:r>
     </w:p>
     <w:p>
@@ -482,7 +482,7 @@
     <w:r>
       <w:tab/>
       <w:tab/>
-      <w:t>2026-07-12</w:t>
+      <w:t>2026-07-13</w:t>
       <w:br/>
       <w:br/>
     </w:r>

--- a/tillsyn/Lill-Smaltjärnen tillsynsbegäran.docx
+++ b/tillsyn/Lill-Smaltjärnen tillsynsbegäran.docx
@@ -12,7 +12,7 @@
     </w:p>
     <w:p>
       <w:r>
-        <w:t>Denna tillsynsbegäran behandlar höga naturvärden i avverkningsanmälan Lill-Smaltjärnen i Bjurholms kommun som inkom 2026-07-13 och omfattar 174,7 ha.</w:t>
+        <w:t>Denna tillsynsbegäran behandlar höga naturvärden i avverkningsanmälan Lill-Smaltjärnen i Bjurholms kommun som inkom 2026-07-14 och omfattar 174,7 ha.</w:t>
       </w:r>
     </w:p>
     <w:p>
@@ -482,7 +482,7 @@
     <w:r>
       <w:tab/>
       <w:tab/>
-      <w:t>2026-07-13</w:t>
+      <w:t>2026-07-14</w:t>
       <w:br/>
       <w:br/>
     </w:r>

--- a/tillsyn/Lill-Smaltjärnen tillsynsbegäran.docx
+++ b/tillsyn/Lill-Smaltjärnen tillsynsbegäran.docx
@@ -12,7 +12,7 @@
     </w:p>
     <w:p>
       <w:r>
-        <w:t>Denna tillsynsbegäran behandlar höga naturvärden i avverkningsanmälan Lill-Smaltjärnen i Bjurholms kommun som inkom 2026-07-14 och omfattar 174,7 ha.</w:t>
+        <w:t>Denna tillsynsbegäran behandlar höga naturvärden i avverkningsanmälan Lill-Smaltjärnen i Bjurholms kommun som inkom 2026-07-15 och omfattar 174,7 ha.</w:t>
       </w:r>
     </w:p>
     <w:p>
@@ -482,7 +482,7 @@
     <w:r>
       <w:tab/>
       <w:tab/>
-      <w:t>2026-07-14</w:t>
+      <w:t>2026-07-15</w:t>
       <w:br/>
       <w:br/>
     </w:r>

--- a/tillsyn/Lill-Smaltjärnen tillsynsbegäran.docx
+++ b/tillsyn/Lill-Smaltjärnen tillsynsbegäran.docx
@@ -12,7 +12,7 @@
     </w:p>
     <w:p>
       <w:r>
-        <w:t>Denna tillsynsbegäran behandlar höga naturvärden i avverkningsanmälan Lill-Smaltjärnen i Bjurholms kommun som inkom 2026-07-15 och omfattar 174,7 ha.</w:t>
+        <w:t>Denna tillsynsbegäran behandlar höga naturvärden i avverkningsanmälan Lill-Smaltjärnen i Bjurholms kommun som inkom 2026-07-16 och omfattar 174,7 ha.</w:t>
       </w:r>
     </w:p>
     <w:p>
@@ -482,7 +482,7 @@
     <w:r>
       <w:tab/>
       <w:tab/>
-      <w:t>2026-07-15</w:t>
+      <w:t>2026-07-16</w:t>
       <w:br/>
       <w:br/>
     </w:r>

--- a/tillsyn/Lill-Smaltjärnen tillsynsbegäran.docx
+++ b/tillsyn/Lill-Smaltjärnen tillsynsbegäran.docx
@@ -482,7 +482,7 @@
     <w:r>
       <w:tab/>
       <w:tab/>
-      <w:t>2026-07-16</w:t>
+      <w:t>2026-07-17</w:t>
       <w:br/>
       <w:br/>
     </w:r>

--- a/tillsyn/Lill-Smaltjärnen tillsynsbegäran.docx
+++ b/tillsyn/Lill-Smaltjärnen tillsynsbegäran.docx
@@ -12,7 +12,7 @@
     </w:p>
     <w:p>
       <w:r>
-        <w:t>Denna tillsynsbegäran behandlar höga naturvärden i avverkningsanmälan Lill-Smaltjärnen i Bjurholms kommun som inkom 2026-07-16 och omfattar 174,7 ha.</w:t>
+        <w:t>Denna tillsynsbegäran behandlar höga naturvärden i avverkningsanmälan Lill-Smaltjärnen i Bjurholms kommun som inkom 2026-07-17 och omfattar 174,7 ha.</w:t>
       </w:r>
     </w:p>
     <w:p>

--- a/tillsyn/Lill-Smaltjärnen tillsynsbegäran.docx
+++ b/tillsyn/Lill-Smaltjärnen tillsynsbegäran.docx
@@ -482,7 +482,7 @@
     <w:r>
       <w:tab/>
       <w:tab/>
-      <w:t>2026-07-17</w:t>
+      <w:t>2026-07-18</w:t>
       <w:br/>
       <w:br/>
     </w:r>

--- a/tillsyn/Lill-Smaltjärnen tillsynsbegäran.docx
+++ b/tillsyn/Lill-Smaltjärnen tillsynsbegäran.docx
@@ -12,7 +12,7 @@
     </w:p>
     <w:p>
       <w:r>
-        <w:t>Denna tillsynsbegäran behandlar höga naturvärden i avverkningsanmälan Lill-Smaltjärnen i Bjurholms kommun som inkom 2026-07-17 och omfattar 174,7 ha.</w:t>
+        <w:t>Denna tillsynsbegäran behandlar höga naturvärden i avverkningsanmälan Lill-Smaltjärnen i Bjurholms kommun som inkom 2026-07-18 och omfattar 174,7 ha.</w:t>
       </w:r>
     </w:p>
     <w:p>

--- a/tillsyn/Lill-Smaltjärnen tillsynsbegäran.docx
+++ b/tillsyn/Lill-Smaltjärnen tillsynsbegäran.docx
@@ -12,7 +12,7 @@
     </w:p>
     <w:p>
       <w:r>
-        <w:t>Denna tillsynsbegäran behandlar höga naturvärden i avverkningsanmälan Lill-Smaltjärnen i Bjurholms kommun som inkom 2026-07-18 och omfattar 174,7 ha.</w:t>
+        <w:t>Denna tillsynsbegäran behandlar höga naturvärden i avverkningsanmälan Lill-Smaltjärnen i Bjurholms kommun som inkom 2026-07-19 och omfattar 174,7 ha.</w:t>
       </w:r>
     </w:p>
     <w:p>
@@ -482,7 +482,7 @@
     <w:r>
       <w:tab/>
       <w:tab/>
-      <w:t>2026-07-18</w:t>
+      <w:t>2026-07-19</w:t>
       <w:br/>
       <w:br/>
     </w:r>

--- a/tillsyn/Lill-Smaltjärnen tillsynsbegäran.docx
+++ b/tillsyn/Lill-Smaltjärnen tillsynsbegäran.docx
@@ -482,7 +482,7 @@
     <w:r>
       <w:tab/>
       <w:tab/>
-      <w:t>2026-07-19</w:t>
+      <w:t>2026-07-20</w:t>
       <w:br/>
       <w:br/>
     </w:r>

--- a/tillsyn/Lill-Smaltjärnen tillsynsbegäran.docx
+++ b/tillsyn/Lill-Smaltjärnen tillsynsbegäran.docx
@@ -12,7 +12,7 @@
     </w:p>
     <w:p>
       <w:r>
-        <w:t>Denna tillsynsbegäran behandlar höga naturvärden i avverkningsanmälan Lill-Smaltjärnen i Bjurholms kommun som inkom 2026-07-19 och omfattar 174,7 ha.</w:t>
+        <w:t>Denna tillsynsbegäran behandlar höga naturvärden i avverkningsanmälan Lill-Smaltjärnen i Bjurholms kommun som inkom 2026-07-20 och omfattar 174,7 ha.</w:t>
       </w:r>
     </w:p>
     <w:p>
